--- a/PDFs/data/plantilla.docx
+++ b/PDFs/data/plantilla.docx
@@ -413,7 +413,7 @@
           <w:noProof/>
         </w:rPr>
         <w:drawing>
-          <wp:anchor distT="0" distB="0" distL="114300" distR="114300" simplePos="0" relativeHeight="251598336" behindDoc="0" locked="0" layoutInCell="1" allowOverlap="1" wp14:anchorId="76D89750" wp14:editId="7D18A2E3">
+          <wp:anchor distT="0" distB="0" distL="114300" distR="114300" simplePos="0" relativeHeight="251598336" behindDoc="0" locked="0" layoutInCell="1" allowOverlap="1" wp14:anchorId="76D89750" wp14:editId="759910F6">
             <wp:simplePos x="0" y="0"/>
             <wp:positionH relativeFrom="column">
               <wp:posOffset>4631055</wp:posOffset>
@@ -1663,15 +1663,15 @@
         <mc:AlternateContent>
           <mc:Choice Requires="wps">
             <w:drawing>
-              <wp:anchor distT="45720" distB="45720" distL="114300" distR="114300" simplePos="0" relativeHeight="251660800" behindDoc="0" locked="0" layoutInCell="1" allowOverlap="1" wp14:anchorId="56F1CDBE" wp14:editId="5796EB79">
+              <wp:anchor distT="45720" distB="45720" distL="114300" distR="114300" simplePos="0" relativeHeight="251660800" behindDoc="0" locked="0" layoutInCell="1" allowOverlap="1" wp14:anchorId="56F1CDBE" wp14:editId="15B3949C">
                 <wp:simplePos x="0" y="0"/>
                 <wp:positionH relativeFrom="column">
-                  <wp:posOffset>2259965</wp:posOffset>
+                  <wp:posOffset>2186305</wp:posOffset>
                 </wp:positionH>
                 <wp:positionV relativeFrom="paragraph">
-                  <wp:posOffset>231922</wp:posOffset>
+                  <wp:posOffset>253365</wp:posOffset>
                 </wp:positionV>
-                <wp:extent cx="1569720" cy="766445"/>
+                <wp:extent cx="1809750" cy="766445"/>
                 <wp:effectExtent l="0" t="19050" r="0" b="14605"/>
                 <wp:wrapSquare wrapText="bothSides"/>
                 <wp:docPr id="263" name="Cuadro de texto 2"/>
@@ -1687,7 +1687,7 @@
                       <wps:spPr bwMode="auto">
                         <a:xfrm>
                           <a:off x="0" y="0"/>
-                          <a:ext cx="1569720" cy="766445"/>
+                          <a:ext cx="1809750" cy="766445"/>
                         </a:xfrm>
                         <a:prstGeom prst="rect">
                           <a:avLst/>
@@ -1715,15 +1715,16 @@
                               <w:jc w:val="center"/>
                               <w:rPr>
                                 <w:b/>
-                                <w:sz w:val="40"/>
+                                <w:sz w:val="24"/>
+                                <w:szCs w:val="14"/>
                                 <w:lang w:val="es-CO"/>
                               </w:rPr>
                             </w:pPr>
                             <w:r>
                               <w:rPr>
                                 <w:b/>
-                                <w:sz w:val="32"/>
-                                <w:szCs w:val="32"/>
+                                <w:sz w:val="24"/>
+                                <w:szCs w:val="14"/>
                                 <w:lang w:val="es-CO"/>
                               </w:rPr>
                               <w:fldChar w:fldCharType="begin"/>
@@ -1731,8 +1732,8 @@
                             <w:r>
                               <w:rPr>
                                 <w:b/>
-                                <w:sz w:val="32"/>
-                                <w:szCs w:val="32"/>
+                                <w:sz w:val="24"/>
+                                <w:szCs w:val="14"/>
                                 <w:lang w:val="es-CO"/>
                               </w:rPr>
                               <w:instrText xml:space="preserve"> MERGEFIELD "SEDE" </w:instrText>
@@ -1740,8 +1741,8 @@
                             <w:r>
                               <w:rPr>
                                 <w:b/>
-                                <w:sz w:val="32"/>
-                                <w:szCs w:val="32"/>
+                                <w:sz w:val="24"/>
+                                <w:szCs w:val="14"/>
                                 <w:lang w:val="es-CO"/>
                               </w:rPr>
                               <w:fldChar w:fldCharType="separate"/>
@@ -1750,8 +1751,8 @@
                               <w:rPr>
                                 <w:b/>
                                 <w:noProof/>
-                                <w:sz w:val="32"/>
-                                <w:szCs w:val="32"/>
+                                <w:sz w:val="24"/>
+                                <w:szCs w:val="14"/>
                                 <w:lang w:val="es-CO"/>
                               </w:rPr>
                               <w:t>NORTE</w:t>
@@ -1759,8 +1760,8 @@
                             <w:r>
                               <w:rPr>
                                 <w:b/>
-                                <w:sz w:val="32"/>
-                                <w:szCs w:val="32"/>
+                                <w:sz w:val="24"/>
+                                <w:szCs w:val="14"/>
                                 <w:lang w:val="es-CO"/>
                               </w:rPr>
                               <w:fldChar w:fldCharType="end"/>
@@ -1772,14 +1773,16 @@
                               <w:jc w:val="center"/>
                               <w:rPr>
                                 <w:b/>
-                                <w:sz w:val="32"/>
+                                <w:sz w:val="20"/>
+                                <w:szCs w:val="14"/>
                                 <w:lang w:val="es-CO"/>
                               </w:rPr>
                             </w:pPr>
                             <w:r>
                               <w:rPr>
                                 <w:b/>
-                                <w:sz w:val="32"/>
+                                <w:sz w:val="20"/>
+                                <w:szCs w:val="14"/>
                                 <w:lang w:val="es-CO"/>
                               </w:rPr>
                               <w:fldChar w:fldCharType="begin"/>
@@ -1787,7 +1790,8 @@
                             <w:r>
                               <w:rPr>
                                 <w:b/>
-                                <w:sz w:val="32"/>
+                                <w:sz w:val="20"/>
+                                <w:szCs w:val="14"/>
                                 <w:lang w:val="es-CO"/>
                               </w:rPr>
                               <w:instrText xml:space="preserve"> MERGEFIELD GRADO </w:instrText>
@@ -1795,7 +1799,8 @@
                             <w:r>
                               <w:rPr>
                                 <w:b/>
-                                <w:sz w:val="32"/>
+                                <w:sz w:val="20"/>
+                                <w:szCs w:val="14"/>
                                 <w:lang w:val="es-CO"/>
                               </w:rPr>
                               <w:fldChar w:fldCharType="separate"/>
@@ -1804,7 +1809,8 @@
                               <w:rPr>
                                 <w:b/>
                                 <w:noProof/>
-                                <w:sz w:val="32"/>
+                                <w:sz w:val="20"/>
+                                <w:szCs w:val="14"/>
                                 <w:lang w:val="es-CO"/>
                               </w:rPr>
                               <w:t>6A</w:t>
@@ -1812,7 +1818,8 @@
                             <w:r>
                               <w:rPr>
                                 <w:b/>
-                                <w:sz w:val="32"/>
+                                <w:sz w:val="20"/>
+                                <w:szCs w:val="14"/>
                                 <w:lang w:val="es-CO"/>
                               </w:rPr>
                               <w:fldChar w:fldCharType="end"/>
@@ -1837,11 +1844,7 @@
           </mc:Choice>
           <mc:Fallback>
             <w:pict>
-              <v:shapetype w14:anchorId="56F1CDBE" id="_x0000_t202" coordsize="21600,21600" o:spt="202" path="m,l,21600r21600,l21600,xe">
-                <v:stroke joinstyle="miter"/>
-                <v:path gradientshapeok="t" o:connecttype="rect"/>
-              </v:shapetype>
-              <v:shape id="_x0000_s1031" type="#_x0000_t202" style="position:absolute;margin-left:177.95pt;margin-top:18.25pt;width:123.6pt;height:60.35pt;z-index:251660800;visibility:visible;mso-wrap-style:square;mso-width-percent:0;mso-height-percent:0;mso-wrap-distance-left:9pt;mso-wrap-distance-top:3.6pt;mso-wrap-distance-right:9pt;mso-wrap-distance-bottom:3.6pt;mso-position-horizontal:absolute;mso-position-horizontal-relative:text;mso-position-vertical:absolute;mso-position-vertical-relative:text;mso-width-percent:0;mso-height-percent:0;mso-width-relative:margin;mso-height-relative:margin;v-text-anchor:top" o:gfxdata="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" filled="f" stroked="f">
+              <v:shape w14:anchorId="56F1CDBE" id="_x0000_s1031" type="#_x0000_t202" style="position:absolute;margin-left:172.15pt;margin-top:19.95pt;width:142.5pt;height:60.35pt;z-index:251660800;visibility:visible;mso-wrap-style:square;mso-width-percent:0;mso-height-percent:0;mso-wrap-distance-left:9pt;mso-wrap-distance-top:3.6pt;mso-wrap-distance-right:9pt;mso-wrap-distance-bottom:3.6pt;mso-position-horizontal:absolute;mso-position-horizontal-relative:text;mso-position-vertical:absolute;mso-position-vertical-relative:text;mso-width-percent:0;mso-height-percent:0;mso-width-relative:margin;mso-height-relative:margin;v-text-anchor:top" o:gfxdata="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" filled="f" stroked="f">
                 <v:textbox>
                   <w:txbxContent>
                     <w:p>
@@ -1850,15 +1853,16 @@
                         <w:jc w:val="center"/>
                         <w:rPr>
                           <w:b/>
-                          <w:sz w:val="40"/>
+                          <w:sz w:val="24"/>
+                          <w:szCs w:val="14"/>
                           <w:lang w:val="es-CO"/>
                         </w:rPr>
                       </w:pPr>
                       <w:r>
                         <w:rPr>
                           <w:b/>
-                          <w:sz w:val="32"/>
-                          <w:szCs w:val="32"/>
+                          <w:sz w:val="24"/>
+                          <w:szCs w:val="14"/>
                           <w:lang w:val="es-CO"/>
                         </w:rPr>
                         <w:fldChar w:fldCharType="begin"/>
@@ -1866,8 +1870,8 @@
                       <w:r>
                         <w:rPr>
                           <w:b/>
-                          <w:sz w:val="32"/>
-                          <w:szCs w:val="32"/>
+                          <w:sz w:val="24"/>
+                          <w:szCs w:val="14"/>
                           <w:lang w:val="es-CO"/>
                         </w:rPr>
                         <w:instrText xml:space="preserve"> MERGEFIELD "SEDE" </w:instrText>
@@ -1875,8 +1879,8 @@
                       <w:r>
                         <w:rPr>
                           <w:b/>
-                          <w:sz w:val="32"/>
-                          <w:szCs w:val="32"/>
+                          <w:sz w:val="24"/>
+                          <w:szCs w:val="14"/>
                           <w:lang w:val="es-CO"/>
                         </w:rPr>
                         <w:fldChar w:fldCharType="separate"/>
@@ -1885,8 +1889,8 @@
                         <w:rPr>
                           <w:b/>
                           <w:noProof/>
-                          <w:sz w:val="32"/>
-                          <w:szCs w:val="32"/>
+                          <w:sz w:val="24"/>
+                          <w:szCs w:val="14"/>
                           <w:lang w:val="es-CO"/>
                         </w:rPr>
                         <w:t>NORTE</w:t>
@@ -1894,8 +1898,8 @@
                       <w:r>
                         <w:rPr>
                           <w:b/>
-                          <w:sz w:val="32"/>
-                          <w:szCs w:val="32"/>
+                          <w:sz w:val="24"/>
+                          <w:szCs w:val="14"/>
                           <w:lang w:val="es-CO"/>
                         </w:rPr>
                         <w:fldChar w:fldCharType="end"/>
@@ -1907,14 +1911,16 @@
                         <w:jc w:val="center"/>
                         <w:rPr>
                           <w:b/>
-                          <w:sz w:val="32"/>
+                          <w:sz w:val="20"/>
+                          <w:szCs w:val="14"/>
                           <w:lang w:val="es-CO"/>
                         </w:rPr>
                       </w:pPr>
                       <w:r>
                         <w:rPr>
                           <w:b/>
-                          <w:sz w:val="32"/>
+                          <w:sz w:val="20"/>
+                          <w:szCs w:val="14"/>
                           <w:lang w:val="es-CO"/>
                         </w:rPr>
                         <w:fldChar w:fldCharType="begin"/>
@@ -1922,7 +1928,8 @@
                       <w:r>
                         <w:rPr>
                           <w:b/>
-                          <w:sz w:val="32"/>
+                          <w:sz w:val="20"/>
+                          <w:szCs w:val="14"/>
                           <w:lang w:val="es-CO"/>
                         </w:rPr>
                         <w:instrText xml:space="preserve"> MERGEFIELD GRADO </w:instrText>
@@ -1930,7 +1937,8 @@
                       <w:r>
                         <w:rPr>
                           <w:b/>
-                          <w:sz w:val="32"/>
+                          <w:sz w:val="20"/>
+                          <w:szCs w:val="14"/>
                           <w:lang w:val="es-CO"/>
                         </w:rPr>
                         <w:fldChar w:fldCharType="separate"/>
@@ -1939,7 +1947,8 @@
                         <w:rPr>
                           <w:b/>
                           <w:noProof/>
-                          <w:sz w:val="32"/>
+                          <w:sz w:val="20"/>
+                          <w:szCs w:val="14"/>
                           <w:lang w:val="es-CO"/>
                         </w:rPr>
                         <w:t>6A</w:t>
@@ -1947,7 +1956,8 @@
                       <w:r>
                         <w:rPr>
                           <w:b/>
-                          <w:sz w:val="32"/>
+                          <w:sz w:val="20"/>
+                          <w:szCs w:val="14"/>
                           <w:lang w:val="es-CO"/>
                         </w:rPr>
                         <w:fldChar w:fldCharType="end"/>
@@ -2309,7 +2319,7 @@
                                 <w:szCs w:val="16"/>
                                 <w:lang w:val="es-CO"/>
                               </w:rPr>
-                              <w:t>6</w:t>
+                              <w:t>3</w:t>
                             </w:r>
                             <w:r>
                               <w:rPr>
@@ -2323,7 +2333,7 @@
                                 <w:szCs w:val="16"/>
                                 <w:lang w:val="es-CO"/>
                               </w:rPr>
-                              <w:t>2</w:t>
+                              <w:t>3</w:t>
                             </w:r>
                             <w:r>
                               <w:rPr>
@@ -2401,7 +2411,7 @@
                           <w:szCs w:val="16"/>
                           <w:lang w:val="es-CO"/>
                         </w:rPr>
-                        <w:t>6</w:t>
+                        <w:t>3</w:t>
                       </w:r>
                       <w:r>
                         <w:rPr>
@@ -2415,7 +2425,7 @@
                           <w:szCs w:val="16"/>
                           <w:lang w:val="es-CO"/>
                         </w:rPr>
-                        <w:t>2</w:t>
+                        <w:t>3</w:t>
                       </w:r>
                       <w:r>
                         <w:rPr>
@@ -21782,6 +21792,7 @@
                         <w:spacing w:before="0" w:beforeAutospacing="0" w:after="0" w:afterAutospacing="0"/>
                         <w:jc w:val="center"/>
                       </w:pPr>
+                      <w:proofErr w:type="gramStart"/>
                       <w:r>
                         <w:rPr>
                           <w:rFonts w:asciiTheme="minorHAnsi" w:hAnsi="Calibri" w:cstheme="minorBidi"/>
@@ -21795,6 +21806,7 @@
                         </w:rPr>
                         <w:t>MAYOR INFORMACIÓN</w:t>
                       </w:r>
+                      <w:proofErr w:type="gramEnd"/>
                     </w:p>
                   </w:txbxContent>
                 </v:textbox>
